--- a/LAB EXERCISES/LabSheet14-Hibernate setup.docx
+++ b/LAB EXERCISES/LabSheet14-Hibernate setup.docx
@@ -10,33 +10,6 @@
       </w:pPr>
       <w:bookmarkStart w:id="0" w:name="_GoBack"/>
       <w:bookmarkEnd w:id="0"/>
-      <w:proofErr w:type="spellStart"/>
-      <w:r>
-        <w:rPr>
-          <w:lang w:val="en-GB"/>
-        </w:rPr>
-        <w:t>LabSheet</w:t>
-      </w:r>
-      <w:proofErr w:type="spellEnd"/>
-      <w:r>
-        <w:rPr>
-          <w:lang w:val="en-GB"/>
-        </w:rPr>
-        <w:t xml:space="preserve"> 5</w:t>
-      </w:r>
-      <w:r>
-        <w:rPr>
-          <w:lang w:val="en-GB"/>
-        </w:rPr>
-        <w:t xml:space="preserve"> </w:t>
-      </w:r>
-    </w:p>
-    <w:p>
-      <w:pPr>
-        <w:rPr>
-          <w:lang w:val="en-GB"/>
-        </w:rPr>
-      </w:pPr>
       <w:r>
         <w:rPr>
           <w:lang w:val="en-GB"/>
@@ -10188,7 +10161,7 @@
 </file>
 
 <file path=customXml/itemProps1.xml><?xml version="1.0" encoding="utf-8"?>
-<ds:datastoreItem xmlns:ds="http://schemas.openxmlformats.org/officeDocument/2006/customXml" ds:itemID="{ADA3FA8D-696E-47D6-9B86-E41F6E898354}">
+<ds:datastoreItem xmlns:ds="http://schemas.openxmlformats.org/officeDocument/2006/customXml" ds:itemID="{FB343170-B654-4768-8D41-5E065083BEC8}">
   <ds:schemaRefs>
     <ds:schemaRef ds:uri="http://schemas.openxmlformats.org/officeDocument/2006/bibliography"/>
   </ds:schemaRefs>
